--- a/PLSQL/06장/6장_실습문제_정답.docx
+++ b/PLSQL/06장/6장_실습문제_정답.docx
@@ -778,7 +778,7 @@
           <w:rFonts w:ascii="맑은 고딕" w:hAnsi="맑은 고딕" w:eastAsia="맑은 고딕"/>
           <w:sz w:val="21"/>
         </w:rPr>
-        <w:t xml:space="preserve">      해설: 정의자 권한 프로그램의 정적 SQL은 롤 권한을 무시하므로 ORA-01031이 발생한다. 같은 문장을 동적 SQL로 실행하면 세션 권한 체계를 따르므로 성공한다.</w:t>
+        <w:t xml:space="preserve">      해설: 정의자 권한 프로그램 안에서는 롤이 비활성화되므로 ORA-01031이 발생한다. 같은 문장을 동적 SQL로 바꿔도 롤은 여전히 비활성화되며, 실패 시점이 컴파일에서 실행으로 옮겨질 뿐이다. 롤 권한이 살아 있는 곳은 익명 블록과 호출자 권한(AUTHID CURRENT_USER) 프로그램이다.</w:t>
       </w:r>
     </w:p>
     <w:p>
